--- a/public/anexos/02-Taller2/Taller_2_Informe_Tecnico_CORREGIDO.docx
+++ b/public/anexos/02-Taller2/Taller_2_Informe_Tecnico_CORREGIDO.docx
@@ -760,7 +760,7 @@
                 <w:sz w:val="18"/>
                 <w:szCs w:val="18"/>
               </w:rPr>
-              <w:t>Navegadores web modernos.</w:t>
+              <w:t>Navegadores web modernos: Chrome, Firefox, Safari y Edge.</w:t>
             </w:r>
           </w:p>
         </w:tc>
